--- a/HRHub_QA_Functional_Business_Documentation.docx
+++ b/HRHub_QA_Functional_Business_Documentation.docx
@@ -6852,7 +6852,7 @@
         <w:t>Purpose:</w:t>
       </w:r>
       <w:r>
-        <w:t xml:space="preserve"> Job postings, candidate pipeline (kanban), interviews, public careers site, referrals, convert-to-employee, candidate-source tracking.</w:t>
+        <w:t xml:space="preserve"> Job postings, candidate pipeline (kanban), interviews, public careers site, referrals, convert-to-employee, candidate-source tracking, per-tenant skill/qualification catalogs.</w:t>
       </w:r>
     </w:p>
     <w:p>
@@ -6872,7 +6872,16 @@
         <w:t>hr_manager, super_admin</w:t>
       </w:r>
       <w:r>
-        <w:t xml:space="preserve">. Referral submit: </w:t>
+        <w:t xml:space="preserve">. Skill/qualification catalog manage: </w:t>
+      </w:r>
+      <w:r>
+        <w:rPr>
+          <w:b/>
+        </w:rPr>
+        <w:t>hr_manager, super_admin</w:t>
+      </w:r>
+      <w:r>
+        <w:t xml:space="preserve"> (reads: any authenticated user — job dialogs need them). Referral submit: </w:t>
       </w:r>
       <w:r>
         <w:rPr>
@@ -6986,10 +6995,28 @@
         <w:rPr>
           <w:b/>
         </w:rPr>
-        <w:t>Public careers portal:</w:t>
-      </w:r>
-      <w:r>
-        <w:t xml:space="preserve"> </w:t>
+        <w:t>Skill &amp; qualification catalogs:</w:t>
+      </w:r>
+      <w:r>
+        <w:t xml:space="preserve"> Per-tenant vocabulary powering type-ahead suggestions in job dialogs and résumé-upload forms. Managed in </w:t>
+      </w:r>
+      <w:r>
+        <w:rPr>
+          <w:b/>
+        </w:rPr>
+        <w:t>Org Settings → Recruitment</w:t>
+      </w:r>
+      <w:r>
+        <w:t xml:space="preserve"> (sub-tabs: Stages / Skills / Qualifications) — searchable, server-paginated list (10/page infinite scroll) with add/rename/delete. Names are case-insensitively unique per tenant among live entries; duplicate add/rename → 409. Delete is </w:t>
+      </w:r>
+      <w:r>
+        <w:rPr>
+          <w:b/>
+        </w:rPr>
+        <w:t>soft</w:t>
+      </w:r>
+      <w:r>
+        <w:t xml:space="preserve"> (tombstone; entry vanishes from suggestions, the name is immediately reusable; jobs/candidates keep their own denormalised copies). The catalog is also auto-upserted from job create/update (a deleted name re-enters when a job uses it again). Suggestion endpoints (</w:t>
       </w:r>
       <w:r>
         <w:rPr>
@@ -6997,10 +7024,10 @@
           <w:color w:val="B03060"/>
           <w:sz w:val="19"/>
         </w:rPr>
-        <w:t>/careers/:companyCode/jobs</w:t>
-      </w:r>
-      <w:r>
-        <w:t xml:space="preserve"> (grid, 25/page infinite scroll, filters: search/department/location/type via facets endpoint), </w:t>
+        <w:t>/jobs/skill-suggestions</w:t>
+      </w:r>
+      <w:r>
+        <w:t xml:space="preserve">, </w:t>
       </w:r>
       <w:r>
         <w:rPr>
@@ -7008,10 +7035,39 @@
           <w:color w:val="B03060"/>
           <w:sz w:val="19"/>
         </w:rPr>
-        <w:t>/jobs/:id</w:t>
-      </w:r>
-      <w:r>
-        <w:t xml:space="preserve"> (detail), apply with resume (PDF/DOC/DOCX ≤5MB). Tenant resolved by </w:t>
+        <w:t>/jobs/qualification-suggestions</w:t>
+      </w:r>
+      <w:r>
+        <w:t xml:space="preserve">) are paginated with debounced literal substring search (LIKE metacharacters escaped). Job detail page shows the candidates card with two lenses: </w:t>
+      </w:r>
+      <w:r>
+        <w:rPr>
+          <w:b/>
+        </w:rPr>
+        <w:t>Applicants</w:t>
+      </w:r>
+      <w:r>
+        <w:t xml:space="preserve"> (stage/source filters) and </w:t>
+      </w:r>
+      <w:r>
+        <w:rPr>
+          <w:b/>
+        </w:rPr>
+        <w:t>Recommended</w:t>
+      </w:r>
+      <w:r>
+        <w:t xml:space="preserve"> (talent-pool matches), with count badges; auto-opens Recommended when there are no applicants but matches exist.</w:t>
+      </w:r>
+    </w:p>
+    <w:p>
+      <w:r>
+        <w:rPr>
+          <w:b/>
+        </w:rPr>
+        <w:t>Public careers portal:</w:t>
+      </w:r>
+      <w:r>
+        <w:t xml:space="preserve"> </w:t>
       </w:r>
       <w:r>
         <w:rPr>
@@ -7019,59 +7075,10 @@
           <w:color w:val="B03060"/>
           <w:sz w:val="19"/>
         </w:rPr>
-        <w:t>companyCode</w:t>
-      </w:r>
-      <w:r>
-        <w:t>. Rate limits: browse 60/min, apply 5/10min.</w:t>
-      </w:r>
-    </w:p>
-    <w:p>
-      <w:r>
-        <w:rPr>
-          <w:b/>
-        </w:rPr>
-        <w:t>Notifications/Emails:</w:t>
-      </w:r>
-      <w:r>
-        <w:t xml:space="preserve"> Candidate add/stage-change → WebSocket to HR (live kanban). Public apply → </w:t>
-      </w:r>
-      <w:r>
-        <w:rPr>
-          <w:b/>
-        </w:rPr>
-        <w:t>applicant confirmation email</w:t>
-      </w:r>
-      <w:r>
-        <w:t xml:space="preserve"> + </w:t>
-      </w:r>
-      <w:r>
-        <w:rPr>
-          <w:b/>
-        </w:rPr>
-        <w:t>HR "new application" alert</w:t>
-      </w:r>
-      <w:r>
-        <w:t xml:space="preserve"> (email + in-app). Interview scheduled → </w:t>
-      </w:r>
-      <w:r>
-        <w:rPr>
-          <w:b/>
-        </w:rPr>
-        <w:t>email to candidate + interviewer</w:t>
-      </w:r>
-      <w:r>
-        <w:t xml:space="preserve"> + in-app to interviewer. Convert → employee gets in-app notification.</w:t>
-      </w:r>
-    </w:p>
-    <w:p>
-      <w:r>
-        <w:rPr>
-          <w:b/>
-        </w:rPr>
-        <w:t>Audit:</w:t>
-      </w:r>
-      <w:r>
-        <w:t xml:space="preserve"> job/application/stage/interview/recruitment_stage create/update/delete; public applicant logged with </w:t>
+        <w:t>/careers/:companyCode/jobs</w:t>
+      </w:r>
+      <w:r>
+        <w:t xml:space="preserve"> (grid, 25/page infinite scroll, filters: search/department/location/type via facets endpoint), </w:t>
       </w:r>
       <w:r>
         <w:rPr>
@@ -7079,10 +7086,10 @@
           <w:color w:val="B03060"/>
           <w:sz w:val="19"/>
         </w:rPr>
-        <w:t>actorRole:'public'</w:t>
-      </w:r>
-      <w:r>
-        <w:t xml:space="preserve">, </w:t>
+        <w:t>/jobs/:id</w:t>
+      </w:r>
+      <w:r>
+        <w:t xml:space="preserve"> (detail), apply with resume (PDF/DOC/DOCX ≤5MB). Tenant resolved by </w:t>
       </w:r>
       <w:r>
         <w:rPr>
@@ -7090,10 +7097,59 @@
           <w:color w:val="B03060"/>
           <w:sz w:val="19"/>
         </w:rPr>
-        <w:t>actorId:null</w:t>
-      </w:r>
-      <w:r>
-        <w:t xml:space="preserve">, </w:t>
+        <w:t>companyCode</w:t>
+      </w:r>
+      <w:r>
+        <w:t>. Rate limits: browse 60/min, apply 5/10min.</w:t>
+      </w:r>
+    </w:p>
+    <w:p>
+      <w:r>
+        <w:rPr>
+          <w:b/>
+        </w:rPr>
+        <w:t>Notifications/Emails:</w:t>
+      </w:r>
+      <w:r>
+        <w:t xml:space="preserve"> Candidate add/stage-change → WebSocket to HR (live kanban). Public apply → </w:t>
+      </w:r>
+      <w:r>
+        <w:rPr>
+          <w:b/>
+        </w:rPr>
+        <w:t>applicant confirmation email</w:t>
+      </w:r>
+      <w:r>
+        <w:t xml:space="preserve"> + </w:t>
+      </w:r>
+      <w:r>
+        <w:rPr>
+          <w:b/>
+        </w:rPr>
+        <w:t>HR "new application" alert</w:t>
+      </w:r>
+      <w:r>
+        <w:t xml:space="preserve"> (email + in-app). Interview scheduled → </w:t>
+      </w:r>
+      <w:r>
+        <w:rPr>
+          <w:b/>
+        </w:rPr>
+        <w:t>email to candidate + interviewer</w:t>
+      </w:r>
+      <w:r>
+        <w:t xml:space="preserve"> + in-app to interviewer. Convert → employee gets in-app notification.</w:t>
+      </w:r>
+    </w:p>
+    <w:p>
+      <w:r>
+        <w:rPr>
+          <w:b/>
+        </w:rPr>
+        <w:t>Audit:</w:t>
+      </w:r>
+      <w:r>
+        <w:t xml:space="preserve"> job/application/stage/interview/recruitment_stage create/update/delete; recruitment_skill / recruitment_qualification create/update/delete (catalog CRUD); public applicant logged with </w:t>
       </w:r>
       <w:r>
         <w:rPr>
@@ -7101,6 +7157,28 @@
           <w:color w:val="B03060"/>
           <w:sz w:val="19"/>
         </w:rPr>
+        <w:t>actorRole:'public'</w:t>
+      </w:r>
+      <w:r>
+        <w:t xml:space="preserve">, </w:t>
+      </w:r>
+      <w:r>
+        <w:rPr>
+          <w:rFonts w:ascii="Consolas" w:hAnsi="Consolas"/>
+          <w:color w:val="B03060"/>
+          <w:sz w:val="19"/>
+        </w:rPr>
+        <w:t>actorId:null</w:t>
+      </w:r>
+      <w:r>
+        <w:t xml:space="preserve">, </w:t>
+      </w:r>
+      <w:r>
+        <w:rPr>
+          <w:rFonts w:ascii="Consolas" w:hAnsi="Consolas"/>
+          <w:color w:val="B03060"/>
+          <w:sz w:val="19"/>
+        </w:rPr>
         <w:t>metadata.source='careers_portal'</w:t>
       </w:r>
       <w:r>
@@ -7148,7 +7226,29 @@
         <w:t>QA Checklist (Recruitment):</w:t>
       </w:r>
       <w:r>
-        <w:t xml:space="preserve"> ☐ Functional job CRUD; add candidate; drag stage; interview schedule/feedback; convert; public browse/filter/apply; referral. ☐ Workflow job statuses; pipeline stages; pre_boarding gate; stage-delete block. ☐ Notification WS candidate-added/stage-changed; convert notifies employee. ☐ Email applicant confirmation + HR new-application alert + interview invitations. ☐ Permission HR mutate; public unauthenticated apply; employee referral. ☐ Audit incl. public actorRole; convert dual-entry. ☐ Timeline on converted employee. ☐ Reporting recruitment KPIs + export. ☐ Integration convert→onboarding; careers companyCode resolution; source badge+filter. ☐ Edge duplicate apply (409), resume MIME/size, rate-limit apply, S3 failure swallow, missing companyCode. ☐ Security public endpoint exposure, no CAPTCHA, cross-tenant. ☐ Performance 25/page infinite scroll; facets.</w:t>
+        <w:t xml:space="preserve"> ☐ Functional job CRUD; add candidate; drag stage; interview schedule/feedback; convert; public browse/filter/apply; referral; skill/qualification catalog add/rename/delete + search. ☐ Workflow job statuses; pipeline stages; pre_boarding gate; stage-delete block. ☐ Notification WS candidate-added/stage-changed; convert notifies employee. ☐ Email applicant confirmation + HR new-application alert + interview invitations. ☐ Permission HR mutate; catalog writes HR-only (reads any auth); public unauthenticated apply; employee referral. ☐ Audit incl. public actorRole; convert dual-entry; catalog create/update/delete. ☐ Timeline on converted employee. ☐ Reporting recruitment KPIs + export. ☐ Integration convert→onboarding; careers companyCode resolution; source badge+filter; job-save upserts catalog; type-ahead reflects catalog edits. ☐ Edge duplicate apply (409), duplicate catalog name (409, case-insensitive), deleted catalog name re-addable, </w:t>
+      </w:r>
+      <w:r>
+        <w:rPr>
+          <w:rFonts w:ascii="Consolas" w:hAnsi="Consolas"/>
+          <w:color w:val="B03060"/>
+          <w:sz w:val="19"/>
+        </w:rPr>
+        <w:t>%</w:t>
+      </w:r>
+      <w:r>
+        <w:t>/</w:t>
+      </w:r>
+      <w:r>
+        <w:rPr>
+          <w:rFonts w:ascii="Consolas" w:hAnsi="Consolas"/>
+          <w:color w:val="B03060"/>
+          <w:sz w:val="19"/>
+        </w:rPr>
+        <w:t>_</w:t>
+      </w:r>
+      <w:r>
+        <w:t xml:space="preserve"> searched literally, resume MIME/size, rate-limit apply, S3 failure swallow, missing companyCode. ☐ Security public endpoint exposure, no CAPTCHA, cross-tenant (incl. catalog). ☐ Performance 25/page infinite scroll; facets; suggestion paging 10/page.</w:t>
       </w:r>
     </w:p>
     <w:p>

--- a/HRHub_QA_Functional_Business_Documentation.docx
+++ b/HRHub_QA_Functional_Business_Documentation.docx
@@ -4452,7 +4452,7 @@
         <w:t>lockedUntil</w:t>
       </w:r>
       <w:r>
-        <w:t xml:space="preserve">); auto-unlocks. 🔒 Known TOCTOU: counter increment not atomic → concurrent attempts can bypass threshold (fix applied via atomic </w:t>
+        <w:t>); auto-unlocks. Counter increments atomically in SQL (</w:t>
       </w:r>
       <w:r>
         <w:rPr>
@@ -4460,33 +4460,10 @@
           <w:color w:val="B03060"/>
           <w:sz w:val="19"/>
         </w:rPr>
-        <w:t>SET count=count+1</w:t>
-      </w:r>
-      <w:r>
-        <w:t>; verify).</w:t>
-      </w:r>
-    </w:p>
-    <w:p>
-      <w:pPr>
-        <w:pStyle w:val="ListBullet"/>
-      </w:pPr>
-      <w:r>
-        <w:rPr>
-          <w:b/>
-        </w:rPr>
-        <w:t>2FA (TOTP):</w:t>
-      </w:r>
-      <w:r>
-        <w:t xml:space="preserve"> setup → returns QR + secret; verify with 6-digit code → enables, generates </w:t>
-      </w:r>
-      <w:r>
-        <w:rPr>
-          <w:b/>
-        </w:rPr>
-        <w:t>10 single-use backup codes</w:t>
-      </w:r>
-      <w:r>
-        <w:t xml:space="preserve"> (shown once). Challenge flows: </w:t>
+        <w:t>SET failedLoginCount = failedLoginCount + 1</w:t>
+      </w:r>
+      <w:r>
+        <w:t xml:space="preserve"> with a </w:t>
       </w:r>
       <w:r>
         <w:rPr>
@@ -4494,10 +4471,10 @@
           <w:color w:val="B03060"/>
           <w:sz w:val="19"/>
         </w:rPr>
-        <w:t>/2fa/challenge</w:t>
-      </w:r>
-      <w:r>
-        <w:t xml:space="preserve"> (TOTP) and </w:t>
+        <w:t>CASE</w:t>
+      </w:r>
+      <w:r>
+        <w:t xml:space="preserve"> for </w:t>
       </w:r>
       <w:r>
         <w:rPr>
@@ -4505,10 +4482,24 @@
           <w:color w:val="B03060"/>
           <w:sz w:val="19"/>
         </w:rPr>
-        <w:t>/2fa/backup-challenge</w:t>
-      </w:r>
-      <w:r>
-        <w:t xml:space="preserve"> (backup code, consumed on use). Disable &amp; backup-regenerate require a valid current TOTP. ⚠️ Code must check </w:t>
+        <w:t>lockedUntil</w:t>
+      </w:r>
+      <w:r>
+        <w:t>), so concurrent failed attempts cannot bypass the threshold.</w:t>
+      </w:r>
+    </w:p>
+    <w:p>
+      <w:pPr>
+        <w:pStyle w:val="ListBullet"/>
+      </w:pPr>
+      <w:r>
+        <w:rPr>
+          <w:b/>
+        </w:rPr>
+        <w:t>Tenant IP allowlist:</w:t>
+      </w:r>
+      <w:r>
+        <w:t xml:space="preserve"> HR/super_admin manage IPs/CIDRs in Org Settings → Security (</w:t>
       </w:r>
       <w:r>
         <w:rPr>
@@ -4516,65 +4507,19 @@
           <w:color w:val="B03060"/>
           <w:sz w:val="19"/>
         </w:rPr>
-        <w:t>.valid</w:t>
-      </w:r>
-      <w:r>
-        <w:t xml:space="preserve"> explicitly (a truthiness bug would defeat 2FA).</w:t>
-      </w:r>
-    </w:p>
-    <w:p>
-      <w:pPr>
-        <w:pStyle w:val="ListBullet"/>
-      </w:pPr>
-      <w:r>
-        <w:rPr>
-          <w:b/>
-        </w:rPr>
-        <w:t>Password:</w:t>
-      </w:r>
-      <w:r>
-        <w:t xml:space="preserve"> forgot → emails reset link (token hashed, 1-hr TTL, </w:t>
-      </w:r>
-      <w:r>
-        <w:rPr>
-          <w:b/>
-        </w:rPr>
-        <w:t>always returns 200</w:t>
-      </w:r>
-      <w:r>
-        <w:t xml:space="preserve"> to avoid enumeration); reset → sets password + </w:t>
-      </w:r>
-      <w:r>
-        <w:rPr>
-          <w:b/>
-        </w:rPr>
-        <w:t>revokes all refresh tokens</w:t>
-      </w:r>
-      <w:r>
-        <w:t xml:space="preserve">; change-password (authenticated) → does </w:t>
-      </w:r>
-      <w:r>
-        <w:rPr>
-          <w:b/>
-        </w:rPr>
-        <w:t>not</w:t>
-      </w:r>
-      <w:r>
-        <w:t xml:space="preserve"> revoke sessions.</w:t>
-      </w:r>
-    </w:p>
-    <w:p>
-      <w:pPr>
-        <w:pStyle w:val="ListBullet"/>
-      </w:pPr>
-      <w:r>
-        <w:rPr>
-          <w:b/>
-        </w:rPr>
-        <w:t>Token refresh:</w:t>
-      </w:r>
-      <w:r>
-        <w:t xml:space="preserve"> rotates (old deleted). Scheduled </w:t>
+        <w:t>GET/PUT /settings/ip-allowlist</w:t>
+      </w:r>
+      <w:r>
+        <w:t xml:space="preserve">). Enforced on </w:t>
+      </w:r>
+      <w:r>
+        <w:rPr>
+          <w:b/>
+        </w:rPr>
+        <w:t>every authenticated request</w:t>
+      </w:r>
+      <w:r>
+        <w:t xml:space="preserve"> in the auth plugin: empty list = no restriction; non-empty → caller IP must match (exact IPv4 or any CIDR prefix; </w:t>
       </w:r>
       <w:r>
         <w:rPr>
@@ -4582,10 +4527,19 @@
           <w:color w:val="B03060"/>
           <w:sz w:val="19"/>
         </w:rPr>
-        <w:t>cleanupExpiredTokens()</w:t>
-      </w:r>
-      <w:r>
-        <w:t xml:space="preserve"> every 6h purges expired reset/refresh tokens.</w:t>
+        <w:t>::ffff:</w:t>
+      </w:r>
+      <w:r>
+        <w:t xml:space="preserve">-mapped IPv6 normalised; unparsable IPs fail closed → 403). Cached 5 min in Redis, busted immediately on update. </w:t>
+      </w:r>
+      <w:r>
+        <w:rPr>
+          <w:b/>
+        </w:rPr>
+        <w:t>super_admin is exempt</w:t>
+      </w:r>
+      <w:r>
+        <w:t xml:space="preserve"> so a misconfigured list can never lock the org owner out.</w:t>
       </w:r>
     </w:p>
     <w:p>
@@ -4596,10 +4550,19 @@
         <w:rPr>
           <w:b/>
         </w:rPr>
-        <w:t>Profile self-edit</w:t>
-      </w:r>
-      <w:r>
-        <w:t xml:space="preserve"> (</w:t>
+        <w:t>2FA (TOTP):</w:t>
+      </w:r>
+      <w:r>
+        <w:t xml:space="preserve"> setup → returns QR + secret; verify with 6-digit code → enables, generates </w:t>
+      </w:r>
+      <w:r>
+        <w:rPr>
+          <w:b/>
+        </w:rPr>
+        <w:t>10 single-use backup codes</w:t>
+      </w:r>
+      <w:r>
+        <w:t xml:space="preserve"> (shown once). Challenge flows: </w:t>
       </w:r>
       <w:r>
         <w:rPr>
@@ -4607,10 +4570,10 @@
           <w:color w:val="B03060"/>
           <w:sz w:val="19"/>
         </w:rPr>
-        <w:t>PATCH /auth/me</w:t>
-      </w:r>
-      <w:r>
-        <w:t xml:space="preserve">, </w:t>
+        <w:t>/2fa/challenge</w:t>
+      </w:r>
+      <w:r>
+        <w:t xml:space="preserve"> (TOTP) and </w:t>
       </w:r>
       <w:r>
         <w:rPr>
@@ -4618,39 +4581,10 @@
           <w:color w:val="B03060"/>
           <w:sz w:val="19"/>
         </w:rPr>
-        <w:t>/me/avatar</w:t>
-      </w:r>
-      <w:r>
-        <w:t>): name/department/avatar; avatar synced to linked employee.</w:t>
-      </w:r>
-    </w:p>
-    <w:p>
-      <w:r>
-        <w:rPr>
-          <w:b/>
-        </w:rPr>
-        <w:t>Notifications:</w:t>
-      </w:r>
-      <w:r>
-        <w:t xml:space="preserve"> none for auth events. </w:t>
-      </w:r>
-      <w:r>
-        <w:rPr>
-          <w:b/>
-        </w:rPr>
-        <w:t>Emails:</w:t>
-      </w:r>
-      <w:r>
-        <w:t xml:space="preserve"> password reset (always), nothing for login/2FA/lockout. </w:t>
-      </w:r>
-      <w:r>
-        <w:rPr>
-          <w:b/>
-        </w:rPr>
-        <w:t>Audit:</w:t>
-      </w:r>
-      <w:r>
-        <w:t xml:space="preserve"> login/logout/failed_login in </w:t>
+        <w:t>/2fa/backup-challenge</w:t>
+      </w:r>
+      <w:r>
+        <w:t xml:space="preserve"> (backup code, consumed on use). Disable &amp; backup-regenerate require a valid current TOTP. ⚠️ Code must check </w:t>
       </w:r>
       <w:r>
         <w:rPr>
@@ -4658,10 +4592,65 @@
           <w:color w:val="B03060"/>
           <w:sz w:val="19"/>
         </w:rPr>
-        <w:t>login_history</w:t>
-      </w:r>
-      <w:r>
-        <w:t xml:space="preserve">; 2FA enable/disable, password change recorded as </w:t>
+        <w:t>.valid</w:t>
+      </w:r>
+      <w:r>
+        <w:t xml:space="preserve"> explicitly (a truthiness bug would defeat 2FA).</w:t>
+      </w:r>
+    </w:p>
+    <w:p>
+      <w:pPr>
+        <w:pStyle w:val="ListBullet"/>
+      </w:pPr>
+      <w:r>
+        <w:rPr>
+          <w:b/>
+        </w:rPr>
+        <w:t>Password:</w:t>
+      </w:r>
+      <w:r>
+        <w:t xml:space="preserve"> forgot → emails reset link (token hashed, 1-hr TTL, </w:t>
+      </w:r>
+      <w:r>
+        <w:rPr>
+          <w:b/>
+        </w:rPr>
+        <w:t>always returns 200</w:t>
+      </w:r>
+      <w:r>
+        <w:t xml:space="preserve"> to avoid enumeration); reset → sets password + </w:t>
+      </w:r>
+      <w:r>
+        <w:rPr>
+          <w:b/>
+        </w:rPr>
+        <w:t>revokes all refresh tokens</w:t>
+      </w:r>
+      <w:r>
+        <w:t xml:space="preserve">; change-password (authenticated) → does </w:t>
+      </w:r>
+      <w:r>
+        <w:rPr>
+          <w:b/>
+        </w:rPr>
+        <w:t>not</w:t>
+      </w:r>
+      <w:r>
+        <w:t xml:space="preserve"> revoke sessions.</w:t>
+      </w:r>
+    </w:p>
+    <w:p>
+      <w:pPr>
+        <w:pStyle w:val="ListBullet"/>
+      </w:pPr>
+      <w:r>
+        <w:rPr>
+          <w:b/>
+        </w:rPr>
+        <w:t>Token refresh:</w:t>
+      </w:r>
+      <w:r>
+        <w:t xml:space="preserve"> rotates (old deleted). Scheduled </w:t>
       </w:r>
       <w:r>
         <w:rPr>
@@ -4669,131 +4658,24 @@
           <w:color w:val="B03060"/>
           <w:sz w:val="19"/>
         </w:rPr>
-        <w:t>employee</w:t>
-      </w:r>
-      <w:r>
-        <w:t xml:space="preserve"> self-events (only if linked employee). ⚠️ token_refresh &amp; password_reset not recorded.</w:t>
-      </w:r>
-    </w:p>
-    <w:p>
-      <w:r>
-        <w:rPr>
-          <w:b/>
-        </w:rPr>
-        <w:t>Validations/Edge cases:</w:t>
-      </w:r>
-      <w:r>
-        <w:t xml:space="preserve"> password ≥ 8 chars (⚠️ no complexity rules); MFA token 5-min; backup code 8–32 chars normalized; reset token single-use + expiring.</w:t>
-      </w:r>
-    </w:p>
-    <w:p>
-      <w:r>
-        <w:rPr>
-          <w:b/>
-        </w:rPr>
-        <w:t>Dashboard/Report:</w:t>
-      </w:r>
-      <w:r>
-        <w:t xml:space="preserve"> Login History page (per-user device/IP/browser). No KPI impact.</w:t>
-      </w:r>
-    </w:p>
-    <w:p>
-      <w:r>
-        <w:rPr>
-          <w:b/>
-        </w:rPr>
-        <w:t>Dependencies:</w:t>
-      </w:r>
-      <w:r>
-        <w:t xml:space="preserve"> Redis (isActive cache, optional), JWT, email, S3 (avatar).</w:t>
-      </w:r>
-    </w:p>
-    <w:p>
-      <w:r>
-        <w:rPr>
-          <w:b/>
-        </w:rPr>
-        <w:t>QA Checklist (Auth):</w:t>
-      </w:r>
-    </w:p>
-    <w:p>
-      <w:pPr>
-        <w:ind w:left="360"/>
-      </w:pPr>
-      <w:r>
-        <w:t>☐ Functional: login success/failure; refresh rotation; logout revokes refresh; avatar upload+employee sync.</w:t>
-      </w:r>
-    </w:p>
-    <w:p>
-      <w:pPr>
-        <w:ind w:left="360"/>
-      </w:pPr>
-      <w:r>
-        <w:t>☐ Workflow: 2FA enroll→challenge→backup→regenerate→disable; lockout at 5 fails; 15-min auto-unlock.</w:t>
-      </w:r>
-    </w:p>
-    <w:p>
-      <w:pPr>
-        <w:ind w:left="360"/>
-      </w:pPr>
-      <w:r>
-        <w:t>☐ Notification: n/a (confirm none generated).</w:t>
-      </w:r>
-    </w:p>
-    <w:p>
-      <w:pPr>
-        <w:ind w:left="360"/>
-      </w:pPr>
-      <w:r>
-        <w:t>☐ Email: reset link arrives + 1-hr expiry; reset revokes all sessions; forgot returns 200 for unknown email.</w:t>
-      </w:r>
-    </w:p>
-    <w:p>
-      <w:pPr>
-        <w:ind w:left="360"/>
-      </w:pPr>
-      <w:r>
-        <w:t>☐ Permission: only HR/super_admin can deactivate members; user can only edit own profile.</w:t>
-      </w:r>
-    </w:p>
-    <w:p>
-      <w:pPr>
-        <w:ind w:left="360"/>
-      </w:pPr>
-      <w:r>
-        <w:t>☐ Audit: login/failed_login/logout rows; 2FA &amp; password-change self-events.</w:t>
-      </w:r>
-    </w:p>
-    <w:p>
-      <w:pPr>
-        <w:ind w:left="360"/>
-      </w:pPr>
-      <w:r>
-        <w:t>☐ Activity timeline: 2FA/password events appear on employee Updates (if linked).</w:t>
-      </w:r>
-    </w:p>
-    <w:p>
-      <w:pPr>
-        <w:ind w:left="360"/>
-      </w:pPr>
-      <w:r>
-        <w:t>☐ Integration: deactivate user → blocked within 5-min Redis TTL; expired access token still works ≤15 min.</w:t>
-      </w:r>
-    </w:p>
-    <w:p>
-      <w:pPr>
-        <w:ind w:left="360"/>
-      </w:pPr>
-      <w:r>
-        <w:t>☐ Edge: concurrent failed logins (lockout bypass 🔒); reused/expired reset token rejected; reused backup code rejected.</w:t>
-      </w:r>
-    </w:p>
-    <w:p>
-      <w:pPr>
-        <w:ind w:left="360"/>
-      </w:pPr>
-      <w:r>
-        <w:t xml:space="preserve">☐ Security: enumeration (forgot/login timing); 2FA </w:t>
+        <w:t>cleanupExpiredTokens()</w:t>
+      </w:r>
+      <w:r>
+        <w:t xml:space="preserve"> every 6h purges expired reset/refresh tokens.</w:t>
+      </w:r>
+    </w:p>
+    <w:p>
+      <w:pPr>
+        <w:pStyle w:val="ListBullet"/>
+      </w:pPr>
+      <w:r>
+        <w:rPr>
+          <w:b/>
+        </w:rPr>
+        <w:t>Profile self-edit</w:t>
+      </w:r>
+      <w:r>
+        <w:t xml:space="preserve"> (</w:t>
       </w:r>
       <w:r>
         <w:rPr>
@@ -4801,10 +4683,204 @@
           <w:color w:val="B03060"/>
           <w:sz w:val="19"/>
         </w:rPr>
+        <w:t>PATCH /auth/me</w:t>
+      </w:r>
+      <w:r>
+        <w:t xml:space="preserve">, </w:t>
+      </w:r>
+      <w:r>
+        <w:rPr>
+          <w:rFonts w:ascii="Consolas" w:hAnsi="Consolas"/>
+          <w:color w:val="B03060"/>
+          <w:sz w:val="19"/>
+        </w:rPr>
+        <w:t>/me/avatar</w:t>
+      </w:r>
+      <w:r>
+        <w:t>): name/department/avatar; avatar synced to linked employee.</w:t>
+      </w:r>
+    </w:p>
+    <w:p>
+      <w:r>
+        <w:rPr>
+          <w:b/>
+        </w:rPr>
+        <w:t>Notifications:</w:t>
+      </w:r>
+      <w:r>
+        <w:t xml:space="preserve"> none for auth events. </w:t>
+      </w:r>
+      <w:r>
+        <w:rPr>
+          <w:b/>
+        </w:rPr>
+        <w:t>Emails:</w:t>
+      </w:r>
+      <w:r>
+        <w:t xml:space="preserve"> password reset (always), nothing for login/2FA/lockout. </w:t>
+      </w:r>
+      <w:r>
+        <w:rPr>
+          <w:b/>
+        </w:rPr>
+        <w:t>Audit:</w:t>
+      </w:r>
+      <w:r>
+        <w:t xml:space="preserve"> login/logout/failed_login in </w:t>
+      </w:r>
+      <w:r>
+        <w:rPr>
+          <w:rFonts w:ascii="Consolas" w:hAnsi="Consolas"/>
+          <w:color w:val="B03060"/>
+          <w:sz w:val="19"/>
+        </w:rPr>
+        <w:t>login_history</w:t>
+      </w:r>
+      <w:r>
+        <w:t xml:space="preserve">; 2FA enable/disable, password change recorded as </w:t>
+      </w:r>
+      <w:r>
+        <w:rPr>
+          <w:rFonts w:ascii="Consolas" w:hAnsi="Consolas"/>
+          <w:color w:val="B03060"/>
+          <w:sz w:val="19"/>
+        </w:rPr>
+        <w:t>employee</w:t>
+      </w:r>
+      <w:r>
+        <w:t xml:space="preserve"> self-events (only if linked employee). ⚠️ token_refresh &amp; password_reset not recorded.</w:t>
+      </w:r>
+    </w:p>
+    <w:p>
+      <w:r>
+        <w:rPr>
+          <w:b/>
+        </w:rPr>
+        <w:t>Validations/Edge cases:</w:t>
+      </w:r>
+      <w:r>
+        <w:t xml:space="preserve"> password ≥ 8 chars (⚠️ no complexity rules); MFA token 5-min; backup code 8–32 chars normalized; reset token single-use + expiring.</w:t>
+      </w:r>
+    </w:p>
+    <w:p>
+      <w:r>
+        <w:rPr>
+          <w:b/>
+        </w:rPr>
+        <w:t>Dashboard/Report:</w:t>
+      </w:r>
+      <w:r>
+        <w:t xml:space="preserve"> Login History page (per-user device/IP/browser). No KPI impact.</w:t>
+      </w:r>
+    </w:p>
+    <w:p>
+      <w:r>
+        <w:rPr>
+          <w:b/>
+        </w:rPr>
+        <w:t>Dependencies:</w:t>
+      </w:r>
+      <w:r>
+        <w:t xml:space="preserve"> Redis (isActive cache, optional), JWT, email, S3 (avatar).</w:t>
+      </w:r>
+    </w:p>
+    <w:p>
+      <w:r>
+        <w:rPr>
+          <w:b/>
+        </w:rPr>
+        <w:t>QA Checklist (Auth):</w:t>
+      </w:r>
+    </w:p>
+    <w:p>
+      <w:pPr>
+        <w:ind w:left="360"/>
+      </w:pPr>
+      <w:r>
+        <w:t>☐ Functional: login success/failure; refresh rotation; logout revokes refresh; avatar upload+employee sync.</w:t>
+      </w:r>
+    </w:p>
+    <w:p>
+      <w:pPr>
+        <w:ind w:left="360"/>
+      </w:pPr>
+      <w:r>
+        <w:t>☐ Workflow: 2FA enroll→challenge→backup→regenerate→disable; lockout at 5 fails; 15-min auto-unlock.</w:t>
+      </w:r>
+    </w:p>
+    <w:p>
+      <w:pPr>
+        <w:ind w:left="360"/>
+      </w:pPr>
+      <w:r>
+        <w:t>☐ Notification: n/a (confirm none generated).</w:t>
+      </w:r>
+    </w:p>
+    <w:p>
+      <w:pPr>
+        <w:ind w:left="360"/>
+      </w:pPr>
+      <w:r>
+        <w:t>☐ Email: reset link arrives + 1-hr expiry; reset revokes all sessions; forgot returns 200 for unknown email.</w:t>
+      </w:r>
+    </w:p>
+    <w:p>
+      <w:pPr>
+        <w:ind w:left="360"/>
+      </w:pPr>
+      <w:r>
+        <w:t>☐ Permission: only HR/super_admin can deactivate members; user can only edit own profile.</w:t>
+      </w:r>
+    </w:p>
+    <w:p>
+      <w:pPr>
+        <w:ind w:left="360"/>
+      </w:pPr>
+      <w:r>
+        <w:t>☐ Audit: login/failed_login/logout rows; 2FA &amp; password-change self-events.</w:t>
+      </w:r>
+    </w:p>
+    <w:p>
+      <w:pPr>
+        <w:ind w:left="360"/>
+      </w:pPr>
+      <w:r>
+        <w:t>☐ Activity timeline: 2FA/password events appear on employee Updates (if linked).</w:t>
+      </w:r>
+    </w:p>
+    <w:p>
+      <w:pPr>
+        <w:ind w:left="360"/>
+      </w:pPr>
+      <w:r>
+        <w:t>☐ Integration: deactivate user → blocked within 5-min Redis TTL; expired access token still works ≤15 min.</w:t>
+      </w:r>
+    </w:p>
+    <w:p>
+      <w:pPr>
+        <w:ind w:left="360"/>
+      </w:pPr>
+      <w:r>
+        <w:t>☐ Edge: concurrent failed logins still trigger lockout (atomic counter); reused/expired reset token rejected; reused backup code rejected; IP allowlist — empty list allows all, non-member IP 403, super_admin exempt, update takes effect immediately (cache bust), CIDR ranges match correctly.</w:t>
+      </w:r>
+    </w:p>
+    <w:p>
+      <w:pPr>
+        <w:ind w:left="360"/>
+      </w:pPr>
+      <w:r>
+        <w:t xml:space="preserve">☐ Security: enumeration (forgot/login timing); 2FA </w:t>
+      </w:r>
+      <w:r>
+        <w:rPr>
+          <w:rFonts w:ascii="Consolas" w:hAnsi="Consolas"/>
+          <w:color w:val="B03060"/>
+          <w:sz w:val="19"/>
+        </w:rPr>
         <w:t>.valid</w:t>
       </w:r>
       <w:r>
-        <w:t xml:space="preserve"> enforced; rate limits (10 login / 15 min).</w:t>
+        <w:t xml:space="preserve"> enforced; rate limits (10 login / 15 min); tenant IP allowlist enforced for non-super_admin roles.</w:t>
       </w:r>
     </w:p>
     <w:p>
